--- a/Описание схемы проекта.docx
+++ b/Описание схемы проекта.docx
@@ -68,7 +68,7 @@
           <w:sz w:val="24"/>
           <w:szCs w:val="24"/>
         </w:rPr>
-        <w:t>?</w:t>
+        <w:t>:</w:t>
       </w:r>
     </w:p>
     <w:p>
@@ -149,6 +149,7 @@
           <w:bCs/>
           <w:sz w:val="24"/>
           <w:szCs w:val="24"/>
+          <w:lang w:val="en-US"/>
         </w:rPr>
       </w:pPr>
       <w:r>
@@ -158,7 +159,17 @@
           <w:sz w:val="24"/>
           <w:szCs w:val="24"/>
         </w:rPr>
-        <w:t>Какие данные хранятся?</w:t>
+        <w:t>Какие данные хранятся</w:t>
+      </w:r>
+      <w:r>
+        <w:rPr>
+          <w:b/>
+          <w:bCs/>
+          <w:sz w:val="24"/>
+          <w:szCs w:val="24"/>
+          <w:lang w:val="en-US"/>
+        </w:rPr>
+        <w:t>:</w:t>
       </w:r>
     </w:p>
     <w:p>
@@ -197,7 +208,7 @@
         <w:rPr>
           <w:lang w:val="en-US"/>
         </w:rPr>
-        <w:t>login</w:t>
+        <w:t>username</w:t>
       </w:r>
       <w:r>
         <w:t>)</w:t>
@@ -230,7 +241,35 @@
           <w:i/>
           <w:iCs/>
         </w:rPr>
-        <w:t>О событиях:</w:t>
+        <w:t>О событиях</w:t>
+      </w:r>
+      <w:r>
+        <w:rPr>
+          <w:b/>
+          <w:bCs/>
+          <w:i/>
+          <w:iCs/>
+          <w:lang w:val="en-US"/>
+        </w:rPr>
+        <w:t xml:space="preserve">, </w:t>
+      </w:r>
+      <w:r>
+        <w:rPr>
+          <w:b/>
+          <w:bCs/>
+          <w:i/>
+          <w:iCs/>
+        </w:rPr>
+        <w:t>созданных пользователем</w:t>
+      </w:r>
+      <w:r>
+        <w:rPr>
+          <w:b/>
+          <w:bCs/>
+          <w:i/>
+          <w:iCs/>
+        </w:rPr>
+        <w:t>:</w:t>
       </w:r>
     </w:p>
     <w:p>
@@ -408,6 +447,7 @@
           <w:bCs/>
           <w:sz w:val="24"/>
           <w:szCs w:val="24"/>
+          <w:lang w:val="en-US"/>
         </w:rPr>
       </w:pPr>
       <w:r>
@@ -417,7 +457,17 @@
           <w:sz w:val="24"/>
           <w:szCs w:val="24"/>
         </w:rPr>
-        <w:t>Какие действия?</w:t>
+        <w:t>Какие действия</w:t>
+      </w:r>
+      <w:r>
+        <w:rPr>
+          <w:b/>
+          <w:bCs/>
+          <w:sz w:val="24"/>
+          <w:szCs w:val="24"/>
+          <w:lang w:val="en-US"/>
+        </w:rPr>
+        <w:t>:</w:t>
       </w:r>
     </w:p>
     <w:p>
@@ -657,12 +707,35 @@
           <w:lang w:val="en-US"/>
         </w:rPr>
       </w:pPr>
-      <w:r>
-        <w:rPr>
-          <w:lang w:val="en-US"/>
-        </w:rPr>
+    </w:p>
+    <w:p>
+      <w:pPr>
+        <w:rPr>
+          <w:lang w:val="en-US"/>
+        </w:rPr>
+      </w:pPr>
+    </w:p>
+    <w:p>
+      <w:pPr>
+        <w:rPr>
+          <w:lang w:val="en-US"/>
+        </w:rPr>
+      </w:pPr>
+    </w:p>
+    <w:p>
+      <w:pPr>
+        <w:rPr>
+          <w:lang w:val="en-US"/>
+        </w:rPr>
+      </w:pPr>
+      <w:r>
+        <w:rPr>
+          <w:lang w:val="en-US"/>
+        </w:rPr>
+        <w:lastRenderedPageBreak/>
         <w:t xml:space="preserve">SSH: </w:t>
       </w:r>
+      <w:proofErr w:type="spellStart"/>
       <w:proofErr w:type="gramStart"/>
       <w:r>
         <w:rPr>
@@ -676,50 +749,48 @@
         </w:rPr>
         <w:t>@</w:t>
       </w:r>
+      <w:r>
+        <w:rPr>
+          <w:lang w:val="en-US"/>
+        </w:rPr>
+        <w:t>github</w:t>
+      </w:r>
+      <w:r>
+        <w:rPr>
+          <w:lang w:val="en-US"/>
+        </w:rPr>
+        <w:t>.</w:t>
+      </w:r>
+      <w:r>
+        <w:rPr>
+          <w:lang w:val="en-US"/>
+        </w:rPr>
+        <w:t>com</w:t>
+      </w:r>
+      <w:r>
+        <w:rPr>
+          <w:lang w:val="en-US"/>
+        </w:rPr>
+        <w:t>:</w:t>
+      </w:r>
+      <w:r>
+        <w:rPr>
+          <w:lang w:val="en-US"/>
+        </w:rPr>
+        <w:t>KarpicNec</w:t>
+      </w:r>
+      <w:proofErr w:type="spellEnd"/>
+      <w:r>
+        <w:rPr>
+          <w:lang w:val="en-US"/>
+        </w:rPr>
+        <w:t>/</w:t>
+      </w:r>
       <w:proofErr w:type="spellStart"/>
       <w:r>
         <w:rPr>
           <w:lang w:val="en-US"/>
         </w:rPr>
-        <w:t>github</w:t>
-      </w:r>
-      <w:proofErr w:type="spellEnd"/>
-      <w:r>
-        <w:rPr>
-          <w:lang w:val="en-US"/>
-        </w:rPr>
-        <w:t>.</w:t>
-      </w:r>
-      <w:r>
-        <w:rPr>
-          <w:lang w:val="en-US"/>
-        </w:rPr>
-        <w:t>com</w:t>
-      </w:r>
-      <w:r>
-        <w:rPr>
-          <w:lang w:val="en-US"/>
-        </w:rPr>
-        <w:t>:</w:t>
-      </w:r>
-      <w:proofErr w:type="spellStart"/>
-      <w:r>
-        <w:rPr>
-          <w:lang w:val="en-US"/>
-        </w:rPr>
-        <w:t>KarpicNec</w:t>
-      </w:r>
-      <w:proofErr w:type="spellEnd"/>
-      <w:r>
-        <w:rPr>
-          <w:lang w:val="en-US"/>
-        </w:rPr>
-        <w:t>/</w:t>
-      </w:r>
-      <w:r>
-        <w:rPr>
-          <w:lang w:val="en-US"/>
-        </w:rPr>
         <w:t>PP</w:t>
       </w:r>
       <w:r>
@@ -740,7 +811,6 @@
         </w:rPr>
         <w:t>_</w:t>
       </w:r>
-      <w:proofErr w:type="spellStart"/>
       <w:r>
         <w:rPr>
           <w:lang w:val="en-US"/>
@@ -780,22 +850,7 @@
           <w:lang w:val="en-US"/>
         </w:rPr>
       </w:pPr>
-    </w:p>
-    <w:p>
-      <w:pPr>
-        <w:rPr>
-          <w:lang w:val="en-US"/>
-        </w:rPr>
-      </w:pPr>
-    </w:p>
-    <w:p>
-      <w:pPr>
-        <w:rPr>
-          <w:lang w:val="en-US"/>
-        </w:rPr>
-      </w:pPr>
-      <w:r>
-        <w:lastRenderedPageBreak/>
+      <w:r>
         <w:t>БД</w:t>
       </w:r>
       <w:r>
@@ -1122,28 +1177,101 @@
         <w:rPr>
           <w:lang w:val="en-US"/>
         </w:rPr>
-        <w:t xml:space="preserve">    location </w:t>
+        <w:t xml:space="preserve">    location</w:t>
+      </w:r>
+      <w:r>
+        <w:rPr>
+          <w:lang w:val="en-US"/>
+        </w:rPr>
+        <w:t xml:space="preserve"> </w:t>
       </w:r>
       <w:proofErr w:type="gramStart"/>
       <w:r>
         <w:rPr>
           <w:lang w:val="en-US"/>
         </w:rPr>
-        <w:t xml:space="preserve">TEXT,   </w:t>
+        <w:t>TEXT</w:t>
+      </w:r>
+      <w:r>
+        <w:rPr>
+          <w:lang w:val="en-US"/>
+        </w:rPr>
+        <w:t xml:space="preserve">,   </w:t>
       </w:r>
       <w:proofErr w:type="gramEnd"/>
       <w:r>
         <w:rPr>
           <w:lang w:val="en-US"/>
         </w:rPr>
-        <w:t xml:space="preserve">                     -- </w:t>
+        <w:t xml:space="preserve">                     </w:t>
+      </w:r>
+      <w:r>
+        <w:rPr>
+          <w:lang w:val="en-US"/>
+        </w:rPr>
+        <w:t xml:space="preserve">                  </w:t>
+      </w:r>
+      <w:r>
+        <w:rPr>
+          <w:lang w:val="en-US"/>
+        </w:rPr>
+        <w:t xml:space="preserve">    </w:t>
+      </w:r>
+      <w:r>
+        <w:rPr>
+          <w:lang w:val="en-US"/>
+        </w:rPr>
+        <w:t xml:space="preserve">-- </w:t>
+      </w:r>
+      <w:r>
+        <w:t>можно</w:t>
+      </w:r>
+      <w:r>
+        <w:rPr>
+          <w:lang w:val="en-US"/>
+        </w:rPr>
+        <w:t xml:space="preserve"> </w:t>
+      </w:r>
+      <w:r>
+        <w:t>заменить</w:t>
+      </w:r>
+      <w:r>
+        <w:rPr>
+          <w:lang w:val="en-US"/>
+        </w:rPr>
+        <w:t xml:space="preserve"> </w:t>
+      </w:r>
+      <w:r>
+        <w:t>на</w:t>
+      </w:r>
+      <w:r>
+        <w:rPr>
+          <w:lang w:val="en-US"/>
+        </w:rPr>
+        <w:t xml:space="preserve"> </w:t>
+      </w:r>
+      <w:r>
+        <w:t>геоданные</w:t>
+      </w:r>
+    </w:p>
+    <w:p>
+      <w:pPr>
+        <w:rPr>
+          <w:lang w:val="en-US"/>
+        </w:rPr>
+      </w:pPr>
+      <w:r>
+        <w:rPr>
+          <w:lang w:val="en-US"/>
+        </w:rPr>
+        <w:t xml:space="preserve">    </w:t>
       </w:r>
       <w:proofErr w:type="spellStart"/>
       <w:r>
         <w:rPr>
           <w:lang w:val="en-US"/>
         </w:rPr>
-        <w:t>можно</w:t>
+        <w:t>image_url</w:t>
       </w:r>
       <w:proofErr w:type="spellEnd"/>
       <w:r>
@@ -1152,69 +1280,6 @@
         </w:rPr>
         <w:t xml:space="preserve"> </w:t>
       </w:r>
-      <w:proofErr w:type="spellStart"/>
-      <w:r>
-        <w:rPr>
-          <w:lang w:val="en-US"/>
-        </w:rPr>
-        <w:t>заменить</w:t>
-      </w:r>
-      <w:proofErr w:type="spellEnd"/>
-      <w:r>
-        <w:rPr>
-          <w:lang w:val="en-US"/>
-        </w:rPr>
-        <w:t xml:space="preserve"> </w:t>
-      </w:r>
-      <w:proofErr w:type="spellStart"/>
-      <w:r>
-        <w:rPr>
-          <w:lang w:val="en-US"/>
-        </w:rPr>
-        <w:t>на</w:t>
-      </w:r>
-      <w:proofErr w:type="spellEnd"/>
-      <w:r>
-        <w:rPr>
-          <w:lang w:val="en-US"/>
-        </w:rPr>
-        <w:t xml:space="preserve"> </w:t>
-      </w:r>
-      <w:proofErr w:type="spellStart"/>
-      <w:r>
-        <w:rPr>
-          <w:lang w:val="en-US"/>
-        </w:rPr>
-        <w:t>геоданные</w:t>
-      </w:r>
-      <w:proofErr w:type="spellEnd"/>
-    </w:p>
-    <w:p>
-      <w:pPr>
-        <w:rPr>
-          <w:lang w:val="en-US"/>
-        </w:rPr>
-      </w:pPr>
-      <w:r>
-        <w:rPr>
-          <w:lang w:val="en-US"/>
-        </w:rPr>
-        <w:t xml:space="preserve">    </w:t>
-      </w:r>
-      <w:proofErr w:type="spellStart"/>
-      <w:r>
-        <w:rPr>
-          <w:lang w:val="en-US"/>
-        </w:rPr>
-        <w:t>image_url</w:t>
-      </w:r>
-      <w:proofErr w:type="spellEnd"/>
-      <w:r>
-        <w:rPr>
-          <w:lang w:val="en-US"/>
-        </w:rPr>
-        <w:t xml:space="preserve"> </w:t>
-      </w:r>
       <w:proofErr w:type="gramStart"/>
       <w:r>
         <w:rPr>
@@ -1241,7 +1306,19 @@
         <w:rPr>
           <w:lang w:val="en-US"/>
         </w:rPr>
-        <w:t xml:space="preserve">            -- </w:t>
+        <w:t xml:space="preserve">           </w:t>
+      </w:r>
+      <w:r>
+        <w:rPr>
+          <w:lang w:val="en-US"/>
+        </w:rPr>
+        <w:t xml:space="preserve">         </w:t>
+      </w:r>
+      <w:r>
+        <w:rPr>
+          <w:lang w:val="en-US"/>
+        </w:rPr>
+        <w:t xml:space="preserve"> -- </w:t>
       </w:r>
       <w:proofErr w:type="spellStart"/>
       <w:r>
@@ -2995,6 +3072,7 @@
   <w:style w:type="character" w:default="1" w:styleId="a0">
     <w:name w:val="Default Paragraph Font"/>
     <w:uiPriority w:val="1"/>
+    <w:semiHidden/>
     <w:unhideWhenUsed/>
   </w:style>
   <w:style w:type="table" w:default="1" w:styleId="a1">
